--- a/Files/05 - Devarim/08 -  Nitzavim/5785/Nitzavim 5785.docx
+++ b/Files/05 - Devarim/08 -  Nitzavim/5785/Nitzavim 5785.docx
@@ -1247,7 +1247,7 @@
         <w:rPr>
           <w:rFonts w:ascii="Times New Roman" w:hAnsi="Times New Roman" w:cs="Times New Roman"/>
         </w:rPr>
-        <w:t>? It is</w:t>
+        <w:t xml:space="preserve">? It is </w:t>
       </w:r>
       <w:r>
         <w:rPr>
